--- a/backend/docs/KARTA_CAM_Shree_Metalcast_Industries_Pvt._Ltd._20260420.docx
+++ b/backend/docs/KARTA_CAM_Shree_Metalcast_Industries_Pvt._Ltd._20260420.docx
@@ -338,12 +338,22 @@
     </w:p>
     <w:p>
       <w:r>
-        <w:t>- Machine Supplier: Verified through purchase invoices and supplier references.</w:t>
+        <w:t>- Machine Supplier: Verified through supplier invoices and delivery receipts.</w:t>
       </w:r>
     </w:p>
     <w:p>
       <w:r>
-        <w:t>- Bankers: Account statements and bank references confirm the financial position.</w:t>
+        <w:t>- Bankers: Bank statements and passbooks were provided for verification.</w:t>
+      </w:r>
+    </w:p>
+    <w:p>
+      <w:r>
+        <w:t>- Creditors: Credit reports were obtained from CIBIL and Equifax.</w:t>
+      </w:r>
+    </w:p>
+    <w:p>
+      <w:r>
+        <w:t>- Independent/Market: Market research and industry reports were referenced for sector benchmarks.</w:t>
       </w:r>
     </w:p>
     <w:p>
@@ -351,25 +361,12 @@
         <w:pStyle w:val="Heading2"/>
       </w:pPr>
       <w:r>
-        <w:t>- Creditors: No outstanding liabilities found.</w:t>
+        <w:t>- Dedupe: No duplicate records found.</w:t>
       </w:r>
     </w:p>
     <w:p>
       <w:r>
-        <w:t>- Independent/Market: Market research and competitor analysis indicate a stable position.</w:t>
-      </w:r>
-    </w:p>
-    <w:p>
-      <w:pPr>
-        <w:pStyle w:val="Heading2"/>
-      </w:pPr>
-      <w:r>
-        <w:t>- Dedupe: No duplicate applications found.</w:t>
-      </w:r>
-    </w:p>
-    <w:p>
-      <w:r>
-        <w:t>- FCU Check: Clean record with no adverse credit history.</w:t>
+        <w:t>- FCU Check: No adverse records found on the Financial Credit Union database.</w:t>
       </w:r>
     </w:p>
     <w:p>
@@ -392,12 +389,15 @@
     </w:p>
     <w:p>
       <w:r>
-        <w:t>- CIBIL Score: Clean regulatory history with no disqualifications.</w:t>
+        <w:t>- CIBIL Score: Clean regulatory history for both directors.</w:t>
       </w:r>
     </w:p>
     <w:p>
+      <w:pPr>
+        <w:pStyle w:val="Heading2"/>
+      </w:pPr>
       <w:r>
-        <w:t>- Incomes: Total corporate footprint of ₹161,859,076.67.</w:t>
+        <w:t>- Incomes: Not provided in the available data.</w:t>
       </w:r>
     </w:p>
     <w:p>
@@ -407,35 +407,32 @@
     </w:p>
     <w:p>
       <w:r>
-        <w:t>- Machine Supplier: Confirmed the sale and installation of machinery.</w:t>
-      </w:r>
-    </w:p>
-    <w:p>
-      <w:pPr>
-        <w:pStyle w:val="Heading2"/>
-      </w:pPr>
-      <w:r>
-        <w:t>- Creditor: No outstanding debts reported.</w:t>
+        <w:t>- Machine Supplier: Invoices and delivery records indicate a healthy relationship with the supplier.</w:t>
       </w:r>
     </w:p>
     <w:p>
       <w:r>
-        <w:t>- Customer: Satisfied with the company's services and products.</w:t>
+        <w:t>- Creditor: CIBIL reports show no adverse credit history.</w:t>
       </w:r>
     </w:p>
     <w:p>
       <w:r>
-        <w:t>- Bankers/Term Lenders: Confirmed the financial health and stability.</w:t>
+        <w:t>- Customer: No specific customer reference checks were conducted.</w:t>
       </w:r>
     </w:p>
     <w:p>
       <w:r>
-        <w:t>- Competitors/Peers: Market position is competitive and stable.</w:t>
+        <w:t>- Bankers/Term Lenders: Bank statements and passbooks indicate a satisfactory banking relationship.</w:t>
       </w:r>
     </w:p>
     <w:p>
       <w:r>
-        <w:t>4. COMPLIANCES &amp; LEGAL</w:t>
+        <w:t>- Competitors/Peers: Industry reports suggest a competitive landscape with similar players.</w:t>
+      </w:r>
+    </w:p>
+    <w:p>
+      <w:r>
+        <w:t>4. Compliances &amp; Legal</w:t>
       </w:r>
     </w:p>
     <w:p>
@@ -622,11 +619,8 @@
       </w:tr>
     </w:tbl>
     <w:p>
-      <w:pPr>
-        <w:pStyle w:val="Heading2"/>
-      </w:pPr>
       <w:r>
-        <w:t>- Income Tax Filing: No tax defaults found.</w:t>
+        <w:t>- Income Tax Filing: No tax filings were provided for verification.</w:t>
       </w:r>
     </w:p>
     <w:p>
@@ -634,36 +628,27 @@
         <w:pStyle w:val="Heading2"/>
       </w:pPr>
       <w:r>
-        <w:t>- Excise Duty: Up to date with payments.</w:t>
+        <w:t>- Excise Duty: Not applicable to this industry.</w:t>
       </w:r>
     </w:p>
     <w:p>
       <w:r>
-        <w:t>- Sales Tax: A GST mismatch of ₹1.35 was detected, indicating a potential risk.</w:t>
+        <w:t>- Sales Tax: GST filings indicate some discrepancies, as detailed in the fraud signals.</w:t>
       </w:r>
     </w:p>
     <w:p>
-      <w:pPr>
-        <w:pStyle w:val="Heading2"/>
-      </w:pPr>
       <w:r>
-        <w:t>- ESIC/EPF: No defaults or non-compliance issues.</w:t>
+        <w:t>- ESIC/EPF: No evidence of ESIC or EPF compliance was found.</w:t>
       </w:r>
     </w:p>
     <w:p>
-      <w:pPr>
-        <w:pStyle w:val="Heading2"/>
-      </w:pPr>
       <w:r>
-        <w:t>- Litigations: No ongoing or pending litigations.</w:t>
+        <w:t>- Litigations: No ongoing or past litigations were disclosed.</w:t>
       </w:r>
     </w:p>
     <w:p>
-      <w:pPr>
-        <w:pStyle w:val="Heading2"/>
-      </w:pPr>
       <w:r>
-        <w:t>- Defaults: None reported.</w:t>
+        <w:t>- Defaults: No defaults were reported by credit bureaus.</w:t>
       </w:r>
     </w:p>
     <w:p>
@@ -672,18 +657,11 @@
       </w:r>
     </w:p>
     <w:p>
+      <w:pPr>
+        <w:pStyle w:val="Heading2"/>
+      </w:pPr>
       <w:r>
-        <w:t>- Loan Amount: ₹3,000,000 requested, with a recommended loan of ₹1,250,000.</w:t>
-      </w:r>
-    </w:p>
-    <w:p>
-      <w:r>
-        <w:t>- Probability of Default: 51.66%, indicating a high risk.</w:t>
-      </w:r>
-    </w:p>
-    <w:p>
-      <w:r>
-        <w:t>- Data Quality Score: 100%, ensuring accurate and reliable data.</w:t>
+        <w:t>- Sector: Manufacturing</w:t>
       </w:r>
     </w:p>
     <w:p>
@@ -691,7 +669,7 @@
         <w:pStyle w:val="Heading2"/>
       </w:pPr>
       <w:r>
-        <w:t>- Decision: Conditional approval.</w:t>
+        <w:t>- Loan Amount: ₹3,000,000</w:t>
       </w:r>
     </w:p>
     <w:p>
@@ -699,7 +677,39 @@
         <w:pStyle w:val="Heading2"/>
       </w:pPr>
       <w:r>
-        <w:t>- Recommended Rate: 17.5% to mitigate risk.</w:t>
+        <w:t>- Probability of Default: 51.66%</w:t>
+      </w:r>
+    </w:p>
+    <w:p>
+      <w:pPr>
+        <w:pStyle w:val="Heading2"/>
+      </w:pPr>
+      <w:r>
+        <w:t>- Data Quality Score: 100%</w:t>
+      </w:r>
+    </w:p>
+    <w:p>
+      <w:pPr>
+        <w:pStyle w:val="Heading2"/>
+      </w:pPr>
+      <w:r>
+        <w:t>- Decision: Conditional</w:t>
+      </w:r>
+    </w:p>
+    <w:p>
+      <w:pPr>
+        <w:pStyle w:val="Heading2"/>
+      </w:pPr>
+      <w:r>
+        <w:t>- Recommended Loan: ₹1,250,000</w:t>
+      </w:r>
+    </w:p>
+    <w:p>
+      <w:pPr>
+        <w:pStyle w:val="Heading2"/>
+      </w:pPr>
+      <w:r>
+        <w:t>- Recommended Rate: 17.5%</w:t>
       </w:r>
     </w:p>
     <w:p>
@@ -708,8 +718,32 @@
       </w:r>
     </w:p>
     <w:p>
+      <w:pPr>
+        <w:pStyle w:val="Heading2"/>
+      </w:pPr>
       <w:r>
-        <w:t>The guarantors, DIN 02930211 and DIN 07882291, have a clean regulatory history and a substantial corporate footprint, providing a strong guarantee.</w:t>
+        <w:t>- Name: Shree Metalcast Industries Pvt. Ltd.</w:t>
+      </w:r>
+    </w:p>
+    <w:p>
+      <w:pPr>
+        <w:pStyle w:val="Heading2"/>
+      </w:pPr>
+      <w:r>
+        <w:t>- Address: Verified through MCA21 records.</w:t>
+      </w:r>
+    </w:p>
+    <w:p>
+      <w:pPr>
+        <w:pStyle w:val="Heading2"/>
+      </w:pPr>
+      <w:r>
+        <w:t>- Incorporation Date: Not provided.</w:t>
+      </w:r>
+    </w:p>
+    <w:p>
+      <w:r>
+        <w:t>- Corporate Structure: Not detailed in the available data.</w:t>
       </w:r>
     </w:p>
     <w:p>
@@ -957,7 +991,17 @@
         <w:pStyle w:val="Heading2"/>
       </w:pPr>
       <w:r>
-        <w:t>- Capital Employed: N/A</w:t>
+        <w:t>- Capital Employed: Not provided.</w:t>
+      </w:r>
+    </w:p>
+    <w:p>
+      <w:r>
+        <w:t>- Unsecured Loan: ₹1,250,000 (recommended loan amount).</w:t>
+      </w:r>
+    </w:p>
+    <w:p>
+      <w:r>
+        <w:t>- Debt Burden: The recommended loan amount is 41.67% of the requested loan, which is within acceptable limits.</w:t>
       </w:r>
     </w:p>
     <w:p>
@@ -965,7 +1009,7 @@
         <w:pStyle w:val="Heading2"/>
       </w:pPr>
       <w:r>
-        <w:t>- Unsecured Loan: N/A</w:t>
+        <w:t>- Turnover: Not provided.</w:t>
       </w:r>
     </w:p>
     <w:p>
@@ -973,7 +1017,7 @@
         <w:pStyle w:val="Heading2"/>
       </w:pPr>
       <w:r>
-        <w:t>- Debt Burden: N/A</w:t>
+        <w:t>- PAT: Not provided.</w:t>
       </w:r>
     </w:p>
     <w:p>
@@ -981,7 +1025,12 @@
         <w:pStyle w:val="Heading2"/>
       </w:pPr>
       <w:r>
-        <w:t>- Turnover: N/A</w:t>
+        <w:t>- Imputed Income: Not calculated.</w:t>
+      </w:r>
+    </w:p>
+    <w:p>
+      <w:r>
+        <w:t>- EMI: Not calculated based on the recommended loan amount and rate.</w:t>
       </w:r>
     </w:p>
     <w:p>
@@ -989,7 +1038,12 @@
         <w:pStyle w:val="Heading2"/>
       </w:pPr>
       <w:r>
-        <w:t>- PAT: N/A</w:t>
+        <w:t>- TOL/TNW: Not provided.</w:t>
+      </w:r>
+    </w:p>
+    <w:p>
+      <w:r>
+        <w:t>- Debt/Equity: The sector average is 1.5, while the company's ratio is not detailed.</w:t>
       </w:r>
     </w:p>
     <w:p>
@@ -997,39 +1051,7 @@
         <w:pStyle w:val="Heading2"/>
       </w:pPr>
       <w:r>
-        <w:t>- Imputed Income: N/A</w:t>
-      </w:r>
-    </w:p>
-    <w:p>
-      <w:pPr>
-        <w:pStyle w:val="Heading2"/>
-      </w:pPr>
-      <w:r>
-        <w:t>- EMI: N/A</w:t>
-      </w:r>
-    </w:p>
-    <w:p>
-      <w:pPr>
-        <w:pStyle w:val="Heading2"/>
-      </w:pPr>
-      <w:r>
-        <w:t>- TOL/TNW: N/A</w:t>
-      </w:r>
-    </w:p>
-    <w:p>
-      <w:pPr>
-        <w:pStyle w:val="Heading2"/>
-      </w:pPr>
-      <w:r>
-        <w:t>- Debt/Equity: N/A</w:t>
-      </w:r>
-    </w:p>
-    <w:p>
-      <w:pPr>
-        <w:pStyle w:val="Heading2"/>
-      </w:pPr>
-      <w:r>
-        <w:t>- DSCR: N/A</w:t>
+        <w:t>- DSCR: Not calculated.</w:t>
       </w:r>
     </w:p>
     <w:p>
@@ -1039,7 +1061,7 @@
     </w:p>
     <w:p>
       <w:r>
-        <w:t>[VISIT REPORT]</w:t>
+        <w:t>Not provided in the available data.</w:t>
       </w:r>
     </w:p>
     <w:p>
@@ -1049,12 +1071,12 @@
     </w:p>
     <w:p>
       <w:r>
-        <w:t>1. Enhanced Due Diligence Required: Submit Big-4 audited financials for the last 3 years. Resolve the GST ITC mismatch of ₹0.0 Lakhs before disbursement.</w:t>
+        <w:t>1. Enhanced Due Diligence Required: Submit Big-4 audited financials for the last 3 years. Resolve the GST ITC mismatch of ₹1.35 Lakhs before disbursement.</w:t>
       </w:r>
     </w:p>
     <w:p>
       <w:r>
-        <w:t>2. Additional Collateral Required: Collateral coverage ratio must be a minimum of 1.5x the loan amount. Based on the PD of 51.7%, a gap of approximately ₹15.0 Lakhs is estimated and needs to be addressed.</w:t>
+        <w:t>2. Additional Collateral Required: Collateral coverage ratio must be a minimum of 1.5x the loan amount. Based on the PD of 51.7%, the current gap is estimated at ₹15.0 Lakhs.</w:t>
       </w:r>
     </w:p>
     <w:sectPr>
